--- a/results/manuscript/smmr_submission/title_page_smmr_v1.docx
+++ b/results/manuscript/smmr_submission/title_page_smmr_v1.docx
@@ -58,7 +58,7 @@
     </w:p>
     <w:p>
       <w:r>
-        <w:t>Word count: Abstract 187; Main text 3576 (excluding references, tables and figures)</w:t>
+        <w:t>Word count: Abstract 190; Main text 3610 (excluding references, tables and figures)</w:t>
       </w:r>
     </w:p>
     <w:p/>

--- a/results/manuscript/smmr_submission/title_page_smmr_v1.docx
+++ b/results/manuscript/smmr_submission/title_page_smmr_v1.docx
@@ -58,7 +58,7 @@
     </w:p>
     <w:p>
       <w:r>
-        <w:t>Word count: Abstract 190; Main text 3610 (excluding references, tables and figures)</w:t>
+        <w:t>Word count: Abstract 190; Main text 3670 (excluding references, tables and figures)</w:t>
       </w:r>
     </w:p>
     <w:p/>

--- a/results/manuscript/smmr_submission/title_page_smmr_v1.docx
+++ b/results/manuscript/smmr_submission/title_page_smmr_v1.docx
@@ -58,7 +58,7 @@
     </w:p>
     <w:p>
       <w:r>
-        <w:t>Word count: Abstract 190; Main text 3670 (excluding references, tables and figures)</w:t>
+        <w:t>Word count: Abstract 190; Main text 3740 (excluding references, tables and figures)</w:t>
       </w:r>
     </w:p>
     <w:p/>

--- a/results/manuscript/smmr_submission/title_page_smmr_v1.docx
+++ b/results/manuscript/smmr_submission/title_page_smmr_v1.docx
@@ -58,7 +58,7 @@
     </w:p>
     <w:p>
       <w:r>
-        <w:t>Word count: Abstract 190; Main text 3740 (excluding references, tables and figures)</w:t>
+        <w:t>Word count: Abstract 191; Main text 3746 (excluding references, tables and figures)</w:t>
       </w:r>
     </w:p>
     <w:p/>

--- a/results/manuscript/smmr_submission/title_page_smmr_v1.docx
+++ b/results/manuscript/smmr_submission/title_page_smmr_v1.docx
@@ -58,7 +58,7 @@
     </w:p>
     <w:p>
       <w:r>
-        <w:t>Word count: Abstract 191; Main text 3746 (excluding references, tables and figures)</w:t>
+        <w:t>Word count: Abstract 191; Main text 3747 (excluding references, tables and figures)</w:t>
       </w:r>
     </w:p>
     <w:p/>

--- a/results/manuscript/smmr_submission/title_page_smmr_v1.docx
+++ b/results/manuscript/smmr_submission/title_page_smmr_v1.docx
@@ -8,7 +8,7 @@
         <w:jc w:val="center"/>
       </w:pPr>
       <w:r>
-        <w:t>Coherence diagnostics for hidden effect modification in individual participant data meta-analysis: a simulation benchmark of stratification approaches</w:t>
+        <w:t>Coherence diagnostics for hidden effect modification in individual participant data meta-analysis: IONE (Incoherence-Oriented Neutralisation and Extraction) and a simulation benchmark of stratification approaches</w:t>
       </w:r>
     </w:p>
     <w:p/>
